--- a/projectTemplate/documents/items-assigner项目后期日志.docx
+++ b/projectTemplate/documents/items-assigner项目后期日志.docx
@@ -429,6 +429,85 @@
           <w:szCs w:val="16"/>
         </w:rPr>
         <w:t>通过商品和优惠券来测试接口性能和可用性,通过订单处理来模拟异步回调</w:t>
+      </w:r>
+    </w:p>
+    <w:p>
+      <w:pPr>
+        <w:spacing w:after="0" w:line="0" w:lineRule="atLeast"/>
+        <w:ind w:firstLineChars="200" w:firstLine="440"/>
+        <w:rPr>
+          <w:rFonts w:hint="eastAsia"/>
+          <w:sz w:val="16"/>
+          <w:szCs w:val="16"/>
+        </w:rPr>
+      </w:pPr>
+      <w:r>
+        <w:rPr>
+          <w:rFonts w:hint="eastAsia"/>
+        </w:rPr>
+        <w:t>设计前端时我发现后端Long型数据传到前端时会被扭曲,例如我的分布式id传到前端因为</w:t>
+      </w:r>
+      <w:proofErr w:type="spellStart"/>
+      <w:r>
+        <w:rPr>
+          <w:rFonts w:hint="eastAsia"/>
+        </w:rPr>
+        <w:t>ts</w:t>
+      </w:r>
+      <w:proofErr w:type="spellEnd"/>
+      <w:r>
+        <w:rPr>
+          <w:rFonts w:hint="eastAsia"/>
+        </w:rPr>
+        <w:t>文件限制其为number类型被变形</w:t>
+      </w:r>
+      <w:r>
+        <w:rPr>
+          <w:rFonts w:hint="eastAsia"/>
+        </w:rPr>
+        <w:t>.这里有两种解决方案,一个是编写后端的结果集拦截器,一个是编写前端的结果集拦截器,这里我选择了后者.我需要在</w:t>
+      </w:r>
+      <w:proofErr w:type="spellStart"/>
+      <w:r>
+        <w:rPr>
+          <w:rFonts w:hint="eastAsia"/>
+        </w:rPr>
+        <w:t>axios</w:t>
+      </w:r>
+      <w:proofErr w:type="spellEnd"/>
+      <w:r>
+        <w:rPr>
+          <w:rFonts w:hint="eastAsia"/>
+        </w:rPr>
+        <w:t>接收结果集到将结果集的</w:t>
+      </w:r>
+      <w:proofErr w:type="spellStart"/>
+      <w:r>
+        <w:rPr>
+          <w:rFonts w:hint="eastAsia"/>
+        </w:rPr>
+        <w:t>json</w:t>
+      </w:r>
+      <w:proofErr w:type="spellEnd"/>
+      <w:r>
+        <w:rPr>
+          <w:rFonts w:hint="eastAsia"/>
+        </w:rPr>
+        <w:t>字符串转换成</w:t>
+      </w:r>
+      <w:proofErr w:type="spellStart"/>
+      <w:r>
+        <w:rPr>
+          <w:rFonts w:hint="eastAsia"/>
+        </w:rPr>
+        <w:t>jsvascript</w:t>
+      </w:r>
+      <w:proofErr w:type="spellEnd"/>
+      <w:r>
+        <w:rPr>
+          <w:rFonts w:hint="eastAsia"/>
+        </w:rPr>
+        <w:t>数据之间将number转换成string</w:t>
       </w:r>
     </w:p>
     <w:sectPr>

--- a/projectTemplate/documents/items-assigner项目后期日志.docx
+++ b/projectTemplate/documents/items-assigner项目后期日志.docx
@@ -35,21 +35,7 @@
         <w:rPr>
           <w:rFonts w:hint="eastAsia"/>
         </w:rPr>
-        <w:t>,研究发现处理队列消息的线程和接口本身的线程不是同一个线程,因此需要手动将token传入自定义的</w:t>
-      </w:r>
-      <w:proofErr w:type="spellStart"/>
-      <w:r>
-        <w:rPr>
-          <w:rFonts w:hint="eastAsia"/>
-        </w:rPr>
-        <w:t>ThreadLocal</w:t>
-      </w:r>
-      <w:proofErr w:type="spellEnd"/>
-      <w:r>
-        <w:rPr>
-          <w:rFonts w:hint="eastAsia"/>
-        </w:rPr>
-        <w:t>里用来解决这个问题.</w:t>
+        <w:t>,研究发现处理队列消息的线程和接口本身的线程不是同一个线程,因此需要手动将token传入自定义的ThreadLocal里用来解决这个问题.</w:t>
       </w:r>
     </w:p>
     <w:p>
@@ -73,21 +59,7 @@
         <w:rPr>
           <w:rFonts w:hint="eastAsia"/>
         </w:rPr>
-        <w:t>本来想搓一个正经网页,就算看起来真的像拼多多一样的网页,还要分成三个端,还要设置所谓的</w:t>
-      </w:r>
-      <w:proofErr w:type="spellStart"/>
-      <w:r>
-        <w:rPr>
-          <w:rFonts w:hint="eastAsia"/>
-        </w:rPr>
-        <w:t>ip</w:t>
-      </w:r>
-      <w:proofErr w:type="spellEnd"/>
-      <w:r>
-        <w:rPr>
-          <w:rFonts w:hint="eastAsia"/>
-        </w:rPr>
-        <w:t>分流,图像验证这些乱七八糟的功能,但</w:t>
+        <w:t>本来想搓一个正经网页,就算看起来真的像拼多多一样的网页,还要分成三个端,还要设置所谓的ip分流,图像验证这些乱七八糟的功能,但</w:t>
       </w:r>
       <w:r>
         <w:rPr>
@@ -338,43 +310,7 @@
           <w:sz w:val="16"/>
           <w:szCs w:val="16"/>
         </w:rPr>
-        <w:t>基于</w:t>
-      </w:r>
-      <w:proofErr w:type="spellStart"/>
-      <w:r>
-        <w:rPr>
-          <w:rFonts w:hint="eastAsia"/>
-          <w:sz w:val="16"/>
-          <w:szCs w:val="16"/>
-        </w:rPr>
-        <w:t>redis</w:t>
-      </w:r>
-      <w:proofErr w:type="spellEnd"/>
-      <w:r>
-        <w:rPr>
-          <w:rFonts w:hint="eastAsia"/>
-          <w:sz w:val="16"/>
-          <w:szCs w:val="16"/>
-        </w:rPr>
-        <w:t>或</w:t>
-      </w:r>
-      <w:proofErr w:type="spellStart"/>
-      <w:r>
-        <w:rPr>
-          <w:rFonts w:hint="eastAsia"/>
-          <w:sz w:val="16"/>
-          <w:szCs w:val="16"/>
-        </w:rPr>
-        <w:t>sential</w:t>
-      </w:r>
-      <w:proofErr w:type="spellEnd"/>
-      <w:r>
-        <w:rPr>
-          <w:rFonts w:hint="eastAsia"/>
-          <w:sz w:val="16"/>
-          <w:szCs w:val="16"/>
-        </w:rPr>
-        <w:t>的</w:t>
+        <w:t>基于redis或sential的</w:t>
       </w:r>
       <w:r>
         <w:rPr>
@@ -435,79 +371,41 @@
       <w:pPr>
         <w:spacing w:after="0" w:line="0" w:lineRule="atLeast"/>
         <w:ind w:firstLineChars="200" w:firstLine="440"/>
-        <w:rPr>
-          <w:rFonts w:hint="eastAsia"/>
-          <w:sz w:val="16"/>
-          <w:szCs w:val="16"/>
-        </w:rPr>
-      </w:pPr>
-      <w:r>
-        <w:rPr>
-          <w:rFonts w:hint="eastAsia"/>
-        </w:rPr>
-        <w:t>设计前端时我发现后端Long型数据传到前端时会被扭曲,例如我的分布式id传到前端因为</w:t>
-      </w:r>
-      <w:proofErr w:type="spellStart"/>
-      <w:r>
-        <w:rPr>
-          <w:rFonts w:hint="eastAsia"/>
-        </w:rPr>
-        <w:t>ts</w:t>
-      </w:r>
-      <w:proofErr w:type="spellEnd"/>
-      <w:r>
-        <w:rPr>
-          <w:rFonts w:hint="eastAsia"/>
-        </w:rPr>
-        <w:t>文件限制其为number类型被变形</w:t>
-      </w:r>
-      <w:r>
-        <w:rPr>
-          <w:rFonts w:hint="eastAsia"/>
-        </w:rPr>
-        <w:t>.这里有两种解决方案,一个是编写后端的结果集拦截器,一个是编写前端的结果集拦截器,这里我选择了后者.我需要在</w:t>
-      </w:r>
-      <w:proofErr w:type="spellStart"/>
-      <w:r>
-        <w:rPr>
-          <w:rFonts w:hint="eastAsia"/>
-        </w:rPr>
-        <w:t>axios</w:t>
-      </w:r>
-      <w:proofErr w:type="spellEnd"/>
-      <w:r>
-        <w:rPr>
-          <w:rFonts w:hint="eastAsia"/>
-        </w:rPr>
-        <w:t>接收结果集到将结果集的</w:t>
-      </w:r>
-      <w:proofErr w:type="spellStart"/>
-      <w:r>
-        <w:rPr>
-          <w:rFonts w:hint="eastAsia"/>
-        </w:rPr>
-        <w:t>json</w:t>
-      </w:r>
-      <w:proofErr w:type="spellEnd"/>
-      <w:r>
-        <w:rPr>
-          <w:rFonts w:hint="eastAsia"/>
-        </w:rPr>
-        <w:t>字符串转换成</w:t>
-      </w:r>
-      <w:proofErr w:type="spellStart"/>
-      <w:r>
-        <w:rPr>
-          <w:rFonts w:hint="eastAsia"/>
-        </w:rPr>
-        <w:t>jsvascript</w:t>
-      </w:r>
-      <w:proofErr w:type="spellEnd"/>
-      <w:r>
-        <w:rPr>
-          <w:rFonts w:hint="eastAsia"/>
-        </w:rPr>
-        <w:t>数据之间将number转换成string</w:t>
+      </w:pPr>
+      <w:r>
+        <w:rPr>
+          <w:rFonts w:hint="eastAsia"/>
+        </w:rPr>
+        <w:t>设计前端时我发现后端Long型数据传到前端时会被扭曲,例如我的分布式id传到前端因为ts文件限制其为number类型被变形</w:t>
+      </w:r>
+      <w:r>
+        <w:rPr>
+          <w:rFonts w:hint="eastAsia"/>
+        </w:rPr>
+        <w:t>.这里有两种解决方案,一个是编写后端的结果集拦截器,一个是编写前端的结果集拦截器,这里我选择了后者.我需要在axios接收结果集到将结果集的json字符串转换成jsvascript数据之间将number转换成string</w:t>
+      </w:r>
+      <w:r>
+        <w:rPr>
+          <w:rFonts w:hint="eastAsia"/>
+        </w:rPr>
+        <w:t>.</w:t>
+      </w:r>
+    </w:p>
+    <w:p>
+      <w:pPr>
+        <w:spacing w:after="0" w:line="0" w:lineRule="atLeast"/>
+        <w:ind w:firstLineChars="200" w:firstLine="440"/>
+        <w:rPr>
+          <w:rFonts w:hint="eastAsia"/>
+          <w:sz w:val="16"/>
+          <w:szCs w:val="16"/>
+        </w:rPr>
+      </w:pPr>
+      <w:r>
+        <w:rPr>
+          <w:rFonts w:hint="eastAsia"/>
+        </w:rPr>
+        <w:t>然后是在项目集成websocket的问题,我在实践中发现,由于我在springsecurity和springcloud写了一堆代码,以及对websocket的实现不甚熟练,导致出现跨域问题,后来还出现握手403问题,我尝试从gateway配置文件和security配置类的修改入手,但收效甚微,在经过几小时无用功后决定先将接下来三天的精力投入到分布式锁和redis缓存的实现</w:t>
       </w:r>
     </w:p>
     <w:sectPr>

--- a/projectTemplate/documents/items-assigner项目后期日志.docx
+++ b/projectTemplate/documents/items-assigner项目后期日志.docx
@@ -371,6 +371,9 @@
       <w:pPr>
         <w:spacing w:after="0" w:line="0" w:lineRule="atLeast"/>
         <w:ind w:firstLineChars="200" w:firstLine="440"/>
+        <w:rPr>
+          <w:rFonts w:hint="eastAsia"/>
+        </w:rPr>
       </w:pPr>
       <w:r>
         <w:rPr>
@@ -395,11 +398,6 @@
       <w:pPr>
         <w:spacing w:after="0" w:line="0" w:lineRule="atLeast"/>
         <w:ind w:firstLineChars="200" w:firstLine="440"/>
-        <w:rPr>
-          <w:rFonts w:hint="eastAsia"/>
-          <w:sz w:val="16"/>
-          <w:szCs w:val="16"/>
-        </w:rPr>
       </w:pPr>
       <w:r>
         <w:rPr>
@@ -407,6 +405,50 @@
         </w:rPr>
         <w:t>然后是在项目集成websocket的问题,我在实践中发现,由于我在springsecurity和springcloud写了一堆代码,以及对websocket的实现不甚熟练,导致出现跨域问题,后来还出现握手403问题,我尝试从gateway配置文件和security配置类的修改入手,但收效甚微,在经过几小时无用功后决定先将接下来三天的精力投入到分布式锁和redis缓存的实现</w:t>
       </w:r>
+    </w:p>
+    <w:p>
+      <w:pPr>
+        <w:spacing w:after="0" w:line="0" w:lineRule="atLeast"/>
+        <w:rPr>
+          <w:rFonts w:hint="eastAsia"/>
+        </w:rPr>
+      </w:pPr>
+      <w:r>
+        <w:rPr>
+          <w:rFonts w:hint="eastAsia"/>
+        </w:rPr>
+        <w:t>3.</w:t>
+      </w:r>
+      <w:r>
+        <w:rPr>
+          <w:rFonts w:ascii="Courier New" w:eastAsia="宋体" w:hAnsi="Courier New" w:cs="Courier New"/>
+          <w:color w:val="BCBEC4"/>
+          <w:kern w:val="0"/>
+          <w:sz w:val="18"/>
+          <w:szCs w:val="18"/>
+          <w14:ligatures w14:val="none"/>
+        </w:rPr>
+        <w:t xml:space="preserve"> </w:t>
+      </w:r>
+      <w:r>
+        <w:t>我通过升级seata版本来让项目接入seata,让分布式事务生效,但执行分布式事务出现了一些问题</w:t>
+      </w:r>
+      <w:r>
+        <w:rPr>
+          <w:rFonts w:hint="eastAsia"/>
+        </w:rPr>
+        <w:t>:我的rabbitMQ执行分布式事务,用的是无状态重试,不知道是不是问题所在;我的seata本身可能有bug,说什么数组越界的问题,我也要排查以下</w:t>
+      </w:r>
+    </w:p>
+    <w:p>
+      <w:pPr>
+        <w:spacing w:after="0" w:line="0" w:lineRule="atLeast"/>
+        <w:rPr>
+          <w:rFonts w:hint="eastAsia"/>
+          <w:sz w:val="16"/>
+          <w:szCs w:val="16"/>
+        </w:rPr>
+      </w:pPr>
     </w:p>
     <w:sectPr>
       <w:pgSz w:w="11906" w:h="16838"/>
@@ -1122,7 +1164,6 @@
   <w:style w:type="character" w:default="1" w:styleId="a0">
     <w:name w:val="Default Paragraph Font"/>
     <w:uiPriority w:val="1"/>
-    <w:semiHidden/>
     <w:unhideWhenUsed/>
   </w:style>
   <w:style w:type="table" w:default="1" w:styleId="a1">
@@ -1437,6 +1478,33 @@
       <w:smallCaps/>
       <w:color w:val="0F4761" w:themeColor="accent1" w:themeShade="BF"/>
       <w:spacing w:val="5"/>
+    </w:rPr>
+  </w:style>
+  <w:style w:type="paragraph" w:styleId="HTML">
+    <w:name w:val="HTML Preformatted"/>
+    <w:basedOn w:val="a"/>
+    <w:link w:val="HTML0"/>
+    <w:uiPriority w:val="99"/>
+    <w:semiHidden/>
+    <w:unhideWhenUsed/>
+    <w:rsid w:val="00EF511E"/>
+    <w:rPr>
+      <w:rFonts w:ascii="Courier New" w:hAnsi="Courier New" w:cs="Courier New"/>
+      <w:sz w:val="20"/>
+      <w:szCs w:val="20"/>
+    </w:rPr>
+  </w:style>
+  <w:style w:type="character" w:customStyle="1" w:styleId="HTML0">
+    <w:name w:val="HTML 预设格式 字符"/>
+    <w:basedOn w:val="a0"/>
+    <w:link w:val="HTML"/>
+    <w:uiPriority w:val="99"/>
+    <w:semiHidden/>
+    <w:rsid w:val="00EF511E"/>
+    <w:rPr>
+      <w:rFonts w:ascii="Courier New" w:hAnsi="Courier New" w:cs="Courier New"/>
+      <w:sz w:val="20"/>
+      <w:szCs w:val="20"/>
     </w:rPr>
   </w:style>
 </w:styles>

--- a/projectTemplate/documents/items-assigner项目后期日志.docx
+++ b/projectTemplate/documents/items-assigner项目后期日志.docx
@@ -398,6 +398,9 @@
       <w:pPr>
         <w:spacing w:after="0" w:line="0" w:lineRule="atLeast"/>
         <w:ind w:firstLineChars="200" w:firstLine="440"/>
+        <w:rPr>
+          <w:rFonts w:hint="eastAsia"/>
+        </w:rPr>
       </w:pPr>
       <w:r>
         <w:rPr>
@@ -431,13 +434,10 @@
         <w:t xml:space="preserve"> </w:t>
       </w:r>
       <w:r>
-        <w:t>我通过升级seata版本来让项目接入seata,让分布式事务生效,但执行分布式事务出现了一些问题</w:t>
-      </w:r>
-      <w:r>
-        <w:rPr>
-          <w:rFonts w:hint="eastAsia"/>
-        </w:rPr>
-        <w:t>:我的rabbitMQ执行分布式事务,用的是无状态重试,不知道是不是问题所在;我的seata本身可能有bug,说什么数组越界的问题,我也要排查以下</w:t>
+        <w:rPr>
+          <w:rFonts w:hint="eastAsia"/>
+        </w:rPr>
+        <w:t>我调整了几个小时的设置,让项目能连接上seata,然后测试了新增订单接口的正常情况和异常情况</w:t>
       </w:r>
     </w:p>
     <w:p>
@@ -1164,6 +1164,7 @@
   <w:style w:type="character" w:default="1" w:styleId="a0">
     <w:name w:val="Default Paragraph Font"/>
     <w:uiPriority w:val="1"/>
+    <w:semiHidden/>
     <w:unhideWhenUsed/>
   </w:style>
   <w:style w:type="table" w:default="1" w:styleId="a1">

--- a/projectTemplate/documents/items-assigner项目后期日志.docx
+++ b/projectTemplate/documents/items-assigner项目后期日志.docx
@@ -411,33 +411,43 @@
     </w:p>
     <w:p>
       <w:pPr>
+        <w:pStyle w:val="a9"/>
+        <w:numPr>
+          <w:ilvl w:val="0"/>
+          <w:numId w:val="1"/>
+        </w:numPr>
         <w:spacing w:after="0" w:line="0" w:lineRule="atLeast"/>
-        <w:rPr>
-          <w:rFonts w:hint="eastAsia"/>
-        </w:rPr>
-      </w:pPr>
-      <w:r>
-        <w:rPr>
-          <w:rFonts w:hint="eastAsia"/>
-        </w:rPr>
-        <w:t>3.</w:t>
-      </w:r>
-      <w:r>
-        <w:rPr>
-          <w:rFonts w:ascii="Courier New" w:eastAsia="宋体" w:hAnsi="Courier New" w:cs="Courier New"/>
-          <w:color w:val="BCBEC4"/>
-          <w:kern w:val="0"/>
-          <w:sz w:val="18"/>
-          <w:szCs w:val="18"/>
-          <w14:ligatures w14:val="none"/>
-        </w:rPr>
-        <w:t xml:space="preserve"> </w:t>
-      </w:r>
+      </w:pPr>
       <w:r>
         <w:rPr>
           <w:rFonts w:hint="eastAsia"/>
         </w:rPr>
         <w:t>我调整了几个小时的设置,让项目能连接上seata,然后测试了新增订单接口的正常情况和异常情况</w:t>
+      </w:r>
+    </w:p>
+    <w:p>
+      <w:pPr>
+        <w:pStyle w:val="a9"/>
+        <w:numPr>
+          <w:ilvl w:val="0"/>
+          <w:numId w:val="1"/>
+        </w:numPr>
+        <w:spacing w:after="0" w:line="0" w:lineRule="atLeast"/>
+        <w:rPr>
+          <w:rFonts w:hint="eastAsia"/>
+        </w:rPr>
+      </w:pPr>
+      <w:r>
+        <w:rPr>
+          <w:rFonts w:hint="eastAsia"/>
+        </w:rPr>
+        <w:t>我在抢优惠券这个接口设置乐观锁来更新优惠券库存,用jmeter以100qps进行测试</w:t>
+      </w:r>
+      <w:r>
+        <w:rPr>
+          <w:rFonts w:hint="eastAsia"/>
+        </w:rPr>
+        <w:t>,失败率5%</w:t>
       </w:r>
     </w:p>
     <w:p>
